--- a/paper/title_page.docx
+++ b/paper/title_page.docx
@@ -56,36 +56,20 @@
           <w:bCs/>
           <w:b/>
         </w:rPr>
-        <w:t xml:space="preserve">Authors</w:t>
-      </w:r>
-    </w:p>
-    <w:p>
-      <w:pPr>
-        <w:numPr>
-          <w:ilvl w:val="0"/>
-          <w:numId w:val="1001"/>
-        </w:numPr>
-        <w:pStyle w:val="Compact"/>
-      </w:pPr>
-      <w:r>
-        <w:t xml:space="preserve">[First name Last name]^a,*, [ORCID: 0000-0000-0000-0000]</w:t>
-      </w:r>
-    </w:p>
-    <w:p>
-      <w:pPr>
-        <w:numPr>
-          <w:ilvl w:val="0"/>
-          <w:numId w:val="1001"/>
-        </w:numPr>
-        <w:pStyle w:val="Compact"/>
-      </w:pPr>
-      <w:r>
-        <w:t xml:space="preserve">[First name Last name]^b</w:t>
-      </w:r>
-    </w:p>
-    <w:p>
-      <w:pPr>
-        <w:pStyle w:val="FirstParagraph"/>
+        <w:t xml:space="preserve">Author</w:t>
+      </w:r>
+    </w:p>
+    <w:p>
+      <w:pPr>
+        <w:pStyle w:val="BodyText"/>
+      </w:pPr>
+      <w:r>
+        <w:t xml:space="preserve">Ook Lee^a,* [ORCID: to be added]</w:t>
+      </w:r>
+    </w:p>
+    <w:p>
+      <w:pPr>
+        <w:pStyle w:val="BodyText"/>
       </w:pPr>
       <w:r>
         <w:rPr>
@@ -97,22 +81,7 @@
         <w:t xml:space="preserve"> </w:t>
       </w:r>
       <w:r>
-        <w:t xml:space="preserve">[Department, Institution, City, Postal code, Country]</w:t>
-      </w:r>
-      <w:r>
-        <w:t xml:space="preserve"> </w:t>
-      </w:r>
-      <w:r>
-        <w:rPr>
-          <w:vertAlign w:val="superscript"/>
-        </w:rPr>
-        <w:t xml:space="preserve">b</w:t>
-      </w:r>
-      <w:r>
-        <w:t xml:space="preserve"> </w:t>
-      </w:r>
-      <w:r>
-        <w:t xml:space="preserve">[Department, Institution, City, Postal code, Country]</w:t>
+        <w:t xml:space="preserve">Department of Information Systems, Hanyang University, Seoul, Republic of Korea</w:t>
       </w:r>
     </w:p>
     <w:p>
@@ -136,7 +105,7 @@
         <w:t xml:space="preserve"> </w:t>
       </w:r>
       <w:r>
-        <w:t xml:space="preserve">[Name], [Department, Institution, Address], [e-mail], [telephone]</w:t>
+        <w:t xml:space="preserve">Ook Lee, Department of Information Systems, Hanyang University, Seoul, Republic of Korea, ooklee@hanyang.ac.kr [postal address and telephone to be added]</w:t>
       </w:r>
     </w:p>
     <w:p>
@@ -226,7 +195,7 @@
         <w:t xml:space="preserve"> </w:t>
       </w:r>
       <w:r>
-        <w:t xml:space="preserve">[The authors declare that they have no known competing financial interests or personal relationships that could have appeared to influence the work reported in this paper. / to be completed.]</w:t>
+        <w:t xml:space="preserve">[The author declares that he/she has no known competing financial interests or personal relationships that could have appeared to influence the work reported in this paper. / to be completed.]</w:t>
       </w:r>
     </w:p>
     <w:p>
@@ -244,7 +213,7 @@
         <w:t xml:space="preserve"> </w:t>
       </w:r>
       <w:r>
-        <w:t xml:space="preserve">[First author: Conceptualization, Methodology, Software, Formal analysis, Writing – original draft. Second author: Supervision, Writing – review &amp; editing. To be completed by the authors.]</w:t>
+        <w:t xml:space="preserve">[Ook Lee: to be completed by the author (CRediT roles such as Conceptualization, Methodology, Software, Formal analysis, Writing – original draft, Writing – review &amp; editing).]</w:t>
       </w:r>
     </w:p>
     <w:p>
@@ -262,7 +231,7 @@
         <w:t xml:space="preserve"> </w:t>
       </w:r>
       <w:r>
-        <w:t xml:space="preserve">During the preparation of this work the authors used a generative AI assistant (Claude, Anthropic) to write and run the simulation code, to carry out the numerical experiments, to search for and check bibliographic records, and to draft and edit the text. After using this tool, the authors reviewed and edited the content as needed and take full responsibility for the content of the published article. [Authors: edit so that it matches what was actually done.]</w:t>
+        <w:t xml:space="preserve">During the preparation of this work the author used a generative AI assistant (Claude, Anthropic) to write and run the simulation code, to carry out the numerical experiments, to search for and check bibliographic records, and to draft and edit the text. After using this tool, the author reviewed and edited the content as needed and take full responsibility for the content of the published article. [Author: edit so that it matches what was actually done.]</w:t>
       </w:r>
     </w:p>
     <w:p>
@@ -390,123 +359,8 @@
       </w:pPr>
     </w:lvl>
   </w:abstractNum>
-  <w:abstractNum w:abstractNumId="99411">
-    <w:nsid w:val="A99411"/>
-    <w:multiLevelType w:val="multilevel"/>
-    <w:lvl w:ilvl="0">
-      <w:start w:val="1"/>
-      <w:numFmt w:val="decimal"/>
-      <w:lvlText w:val="%1."/>
-      <w:lvlJc w:val="left"/>
-      <w:pPr>
-        <w:ind w:left="720" w:hanging="480"/>
-      </w:pPr>
-    </w:lvl>
-    <w:lvl w:ilvl="1">
-      <w:start w:val="1"/>
-      <w:numFmt w:val="decimal"/>
-      <w:lvlText w:val="%2."/>
-      <w:lvlJc w:val="left"/>
-      <w:pPr>
-        <w:ind w:left="1440" w:hanging="480"/>
-      </w:pPr>
-    </w:lvl>
-    <w:lvl w:ilvl="2">
-      <w:start w:val="1"/>
-      <w:numFmt w:val="decimal"/>
-      <w:lvlText w:val="%3."/>
-      <w:lvlJc w:val="left"/>
-      <w:pPr>
-        <w:ind w:left="2160" w:hanging="480"/>
-      </w:pPr>
-    </w:lvl>
-    <w:lvl w:ilvl="3">
-      <w:start w:val="1"/>
-      <w:numFmt w:val="decimal"/>
-      <w:lvlText w:val="%4."/>
-      <w:lvlJc w:val="left"/>
-      <w:pPr>
-        <w:ind w:left="2880" w:hanging="480"/>
-      </w:pPr>
-    </w:lvl>
-    <w:lvl w:ilvl="4">
-      <w:start w:val="1"/>
-      <w:numFmt w:val="decimal"/>
-      <w:lvlText w:val="%5."/>
-      <w:lvlJc w:val="left"/>
-      <w:pPr>
-        <w:ind w:left="3600" w:hanging="480"/>
-      </w:pPr>
-    </w:lvl>
-    <w:lvl w:ilvl="5">
-      <w:start w:val="1"/>
-      <w:numFmt w:val="decimal"/>
-      <w:lvlText w:val="%6."/>
-      <w:lvlJc w:val="left"/>
-      <w:pPr>
-        <w:ind w:left="4320" w:hanging="480"/>
-      </w:pPr>
-    </w:lvl>
-    <w:lvl w:ilvl="6">
-      <w:start w:val="1"/>
-      <w:numFmt w:val="decimal"/>
-      <w:lvlText w:val="%7."/>
-      <w:lvlJc w:val="left"/>
-      <w:pPr>
-        <w:ind w:left="5040" w:hanging="480"/>
-      </w:pPr>
-    </w:lvl>
-    <w:lvl w:ilvl="7">
-      <w:start w:val="1"/>
-      <w:numFmt w:val="decimal"/>
-      <w:lvlText w:val="%8."/>
-      <w:lvlJc w:val="left"/>
-      <w:pPr>
-        <w:ind w:left="5760" w:hanging="480"/>
-      </w:pPr>
-    </w:lvl>
-    <w:lvl w:ilvl="8">
-      <w:start w:val="1"/>
-      <w:numFmt w:val="decimal"/>
-      <w:lvlText w:val="%9."/>
-      <w:lvlJc w:val="left"/>
-      <w:pPr>
-        <w:ind w:left="6480" w:hanging="480"/>
-      </w:pPr>
-    </w:lvl>
-  </w:abstractNum>
   <w:num w:numId="1000">
     <w:abstractNumId w:val="990"/>
-  </w:num>
-  <w:num w:numId="1001">
-    <w:abstractNumId w:val="99411"/>
-    <w:lvlOverride w:ilvl="0">
-      <w:startOverride w:val="1"/>
-    </w:lvlOverride>
-    <w:lvlOverride w:ilvl="1">
-      <w:startOverride w:val="1"/>
-    </w:lvlOverride>
-    <w:lvlOverride w:ilvl="2">
-      <w:startOverride w:val="1"/>
-    </w:lvlOverride>
-    <w:lvlOverride w:ilvl="3">
-      <w:startOverride w:val="1"/>
-    </w:lvlOverride>
-    <w:lvlOverride w:ilvl="4">
-      <w:startOverride w:val="1"/>
-    </w:lvlOverride>
-    <w:lvlOverride w:ilvl="5">
-      <w:startOverride w:val="1"/>
-    </w:lvlOverride>
-    <w:lvlOverride w:ilvl="6">
-      <w:startOverride w:val="1"/>
-    </w:lvlOverride>
-    <w:lvlOverride w:ilvl="7">
-      <w:startOverride w:val="1"/>
-    </w:lvlOverride>
-    <w:lvlOverride w:ilvl="8">
-      <w:startOverride w:val="1"/>
-    </w:lvlOverride>
   </w:num>
 </w:numbering>
 </file>
